--- a/companies/meridian-actuarial/People/2021.11.02 - Onboarding - Karen Harris.docx
+++ b/companies/meridian-actuarial/People/2021.11.02 - Onboarding - Karen Harris.docx
@@ -3,60 +3,52 @@
 <w:document xmlns:wpc="http://schemas.microsoft.com/office/word/2010/wordprocessingCanvas" xmlns:mo="http://schemas.microsoft.com/office/mac/office/2008/main" xmlns:mc="http://schemas.openxmlformats.org/markup-compatibility/2006" xmlns:mv="urn:schemas-microsoft-com:mac:vml" xmlns:o="urn:schemas-microsoft-com:office:office" xmlns:r="http://schemas.openxmlformats.org/officeDocument/2006/relationships" xmlns:m="http://schemas.openxmlformats.org/officeDocument/2006/math" xmlns:v="urn:schemas-microsoft-com:vml" xmlns:wp14="http://schemas.microsoft.com/office/word/2010/wordprocessingDrawing" xmlns:wp="http://schemas.openxmlformats.org/drawingml/2006/wordprocessingDrawing" xmlns:w10="urn:schemas-microsoft-com:office:word" xmlns:w="http://schemas.openxmlformats.org/wordprocessingml/2006/main" xmlns:w14="http://schemas.microsoft.com/office/word/2010/wordml" xmlns:wpg="http://schemas.microsoft.com/office/word/2010/wordprocessingGroup" xmlns:wpi="http://schemas.microsoft.com/office/word/2010/wordprocessingInk" xmlns:wne="http://schemas.microsoft.com/office/word/2006/wordml" xmlns:wps="http://schemas.microsoft.com/office/word/2010/wordprocessingShape" mc:Ignorable="w14 wp14">
   <w:body>
     <w:p>
-      <w:pPr>
-        <w:pStyle w:val="Heading1"/>
-      </w:pPr>
       <w:r>
-        <w:t>Onboarding Record: Karen Harris</w:t>
+        <w:t>Karen Harris, a note to mark your first day, and to save you the trouble of learning the place by hallway rumor. I write one of these for everyone who joins. It is the surest way I know to see that a new colleague hears the same account of things the rest of us work by.</w:t>
       </w:r>
     </w:p>
     <w:p>
       <w:r>
-        <w:t>Filed by Robert Lawrence, Managing Actuary. For the personnel file and the Consulting group's records.</w:t>
+        <w:t>You are joining the consulting practice as an Actuarial Associate. Your work will run across the engagements rather than sit on any one of them: preparing exhibits and building the assumption tables a valuation is assembled from. It is precise work, and a good deal of the firm's output passes through it. You will report to Jennifer Vasquez, our Consulting Actuary. She runs the valuation calendar, assigns the work, and is the person to bring a question to when a table or an assumption does not look right.</w:t>
       </w:r>
     </w:p>
     <w:p>
       <w:r>
-        <w:t>Karen Harris starts with us today as an Actuarial Associate in the Consulting group. She arrives at a point where the book of work is growing faster than the staff is, which is a good problem to have and one she is part of the answer to. She is welcome here, and I would rather say so in writing than assume it was understood.</w:t>
+        <w:t>To get you oriented in the first weeks:</w:t>
       </w:r>
     </w:p>
     <w:p>
       <w:pPr>
-        <w:pStyle w:val="Heading2"/>
+        <w:pStyle w:val="ListBullet"/>
       </w:pPr>
       <w:r>
-        <w:t>Role and Reporting</w:t>
+        <w:t>Start by building a set of exhibits for a valuation already under way, and trace each figure in them back to the client file it came from. Knowing where a number originates matters more here than knowing how to format it.</w:t>
+      </w:r>
+    </w:p>
+    <w:p>
+      <w:pPr>
+        <w:pStyle w:val="ListBullet"/>
+      </w:pPr>
+      <w:r>
+        <w:t>Keep your notes literal. Write down what a file shows and what you relied on, and leave the interpretation to be settled with Jennifer. An associate is not expected to make the judgment call; you are expected to give whoever does an honest record to make it from.</w:t>
+      </w:r>
+    </w:p>
+    <w:p>
+      <w:pPr>
+        <w:pStyle w:val="ListBullet"/>
+      </w:pPr>
+      <w:r>
+        <w:t>When you are unsure whether the data supports a statement, say only what you can stand behind. Understating what you know is a smaller problem here than overstating it.</w:t>
       </w:r>
     </w:p>
     <w:p>
       <w:r>
-        <w:t>Karen sits in Consulting and reports to me. Her work is valuation support to begin with: census reconciliation, exhibit preparation, and the checking passes that stand behind an exhibit before anyone signs anything. She will also carry a share of the routine client correspondence about data files and data requests. That is not clerical work. The quality of a valuation is largely set at the point where the data comes in the door, and the person who asks the plan administrator a precise question is doing actuarial work whether or not it looks like it from the outside.</w:t>
-      </w:r>
-    </w:p>
-    <w:p>
-      <w:pPr>
-        <w:pStyle w:val="Heading2"/>
-      </w:pPr>
-      <w:r>
-        <w:t>First Period</w:t>
+        <w:t>It is worth knowing why we labor over the tables the way we do. The boards and funds we serve fund benefits that come due long after the valuation is filed, and they lean on our numbers to do it. An assumption set the evidence does not support is the kind of error that surfaces years later, when it is expensive to fix. That is why we would rather you flag a doubtful figure than smooth it. Come find me in your first week and we will walk a live valuation from end to end. We are glad to have you with us.</w:t>
       </w:r>
     </w:p>
     <w:p>
       <w:r>
-        <w:t>Her first week is administrative: accounts and access, the file structure, the standards library, and a walk through a completed working paper file so she can see what a finished job looks like before she is asked to build one. Through her first month she shadows the valuation work rather than owning a piece of it, and I have asked her to spend that month reading rather than producing. After that she takes exhibits of her own with a reviewer over them, and the reviewer stays over them for a good while. Nothing leaves here with one set of eyes on it, and that is a rule about the work, not about her.</w:t>
-      </w:r>
-    </w:p>
-    <w:p>
-      <w:pPr>
-        <w:pStyle w:val="Heading2"/>
-      </w:pPr>
-      <w:r>
-        <w:t>Expectations</w:t>
-      </w:r>
-    </w:p>
-    <w:p>
-      <w:r>
-        <w:t>What we expect of her is what we expect of everyone. Keep what the data show, what was assumed, and what we conclude in separate sentences, and do not let one borrow authority from another. Raise an anomaly early and in plain language rather than resolving it quietly and mentioning it later. Say you do not know when you do not know; it costs nothing here and it is considerably cheaper than the alternative. Karen has a good instinct for what a trustee will actually look at on a page, which is not a common thing to arrive with, and I would sooner sharpen that than train it out of her.</w:t>
+        <w:t>Robert Lawrence, Managing Actuary</w:t>
       </w:r>
     </w:p>
     <w:sectPr>
